--- a/public/application-forms/2026/Individual/inhouse/EFG-Course-Registration-Individual-PPEI.docx
+++ b/public/application-forms/2026/Individual/inhouse/EFG-Course-Registration-Individual-PPEI.docx
@@ -10646,9 +10646,8 @@
           <w:szCs w:val="24"/>
           <w:lang w:bidi="ta-IN"/>
         </w:rPr>
-        <w:t xml:space="preserve">   __________________________</w:t>
+        <w:t xml:space="preserve">   __________________________            </w:t>
       </w:r>
-      <w:proofErr w:type="gramStart"/>
       <w:r>
         <w:rPr>
           <w:rFonts w:ascii="Times New Roman" w:eastAsia="Times New Roman" w:hAnsi="Times New Roman" w:cs="Latha"/>
@@ -10656,7 +10655,7 @@
           <w:szCs w:val="24"/>
           <w:lang w:bidi="ta-IN"/>
         </w:rPr>
-        <w:t xml:space="preserve">            </w:t>
+        <w:t xml:space="preserve">   </w:t>
       </w:r>
       <w:r>
         <w:rPr>
@@ -10665,7 +10664,7 @@
           <w:szCs w:val="24"/>
           <w:lang w:bidi="ta-IN"/>
         </w:rPr>
-        <w:t xml:space="preserve">   </w:t>
+        <w:t xml:space="preserve">  </w:t>
       </w:r>
       <w:r>
         <w:rPr>
@@ -10674,26 +10673,7 @@
           <w:szCs w:val="24"/>
           <w:lang w:bidi="ta-IN"/>
         </w:rPr>
-        <w:t xml:space="preserve">  </w:t>
-      </w:r>
-      <w:r>
-        <w:rPr>
-          <w:rFonts w:ascii="Times New Roman" w:eastAsia="Times New Roman" w:hAnsi="Times New Roman" w:cs="Latha"/>
-          <w:sz w:val="24"/>
-          <w:szCs w:val="24"/>
-          <w:lang w:bidi="ta-IN"/>
-        </w:rPr>
-        <w:t xml:space="preserve">     </w:t>
-      </w:r>
-      <w:proofErr w:type="gramEnd"/>
-      <w:r>
-        <w:rPr>
-          <w:rFonts w:ascii="Times New Roman" w:eastAsia="Times New Roman" w:hAnsi="Times New Roman" w:cs="Latha"/>
-          <w:sz w:val="24"/>
-          <w:szCs w:val="24"/>
-          <w:lang w:bidi="ta-IN"/>
-        </w:rPr>
-        <w:t>__________________________</w:t>
+        <w:t xml:space="preserve">     __________________________</w:t>
       </w:r>
       <w:r>
         <w:rPr>
@@ -10986,7 +10966,6 @@
                                       <w:lang w:bidi="ta-IN"/>
                                     </w:rPr>
                                   </w:pPr>
-                                  <w:proofErr w:type="gramStart"/>
                                   <w:r>
                                     <w:rPr>
                                       <w:rFonts w:ascii="Aptos" w:eastAsia="Aptos" w:hAnsi="Aptos" w:cs="Latha"/>
@@ -10996,7 +10975,6 @@
                                     </w:rPr>
                                     <w:t>Date :</w:t>
                                   </w:r>
-                                  <w:proofErr w:type="gramEnd"/>
                                 </w:p>
                               </w:tc>
                               <w:tc>
@@ -11279,7 +11257,6 @@
                                 <w:lang w:bidi="ta-IN"/>
                               </w:rPr>
                             </w:pPr>
-                            <w:proofErr w:type="gramStart"/>
                             <w:r>
                               <w:rPr>
                                 <w:rFonts w:ascii="Aptos" w:eastAsia="Aptos" w:hAnsi="Aptos" w:cs="Latha"/>
@@ -11289,7 +11266,6 @@
                               </w:rPr>
                               <w:t>Date :</w:t>
                             </w:r>
-                            <w:proofErr w:type="gramEnd"/>
                           </w:p>
                         </w:tc>
                         <w:tc>
@@ -11793,21 +11769,12 @@
                     </w:rPr>
                     <w:t xml:space="preserve"> </w:t>
                   </w:r>
-                  <w:proofErr w:type="spellStart"/>
                   <w:r>
                     <w:rPr>
                       <w:rFonts w:ascii="Calibri" w:eastAsia="Times New Roman" w:hAnsi="Calibri" w:cs="Calibri"/>
                       <w:lang w:bidi="ta-IN"/>
                     </w:rPr>
-                    <w:t>Cheque</w:t>
-                  </w:r>
-                  <w:proofErr w:type="spellEnd"/>
-                  <w:r>
-                    <w:rPr>
-                      <w:rFonts w:ascii="Calibri" w:eastAsia="Times New Roman" w:hAnsi="Calibri" w:cs="Calibri"/>
-                      <w:lang w:bidi="ta-IN"/>
-                    </w:rPr>
-                    <w:t xml:space="preserve"> No. __________  </w:t>
+                    <w:t xml:space="preserve">Cheque No. __________  </w:t>
                   </w:r>
                   <w:r>
                     <w:rPr>
@@ -13662,21 +13629,28 @@
           <w:rFonts w:ascii="Calibri" w:hAnsi="Calibri" w:cs="Calibri"/>
           <w:color w:val="0000FF"/>
         </w:rPr>
-        <w:instrText xml:space="preserve"> </w:instrText>
+        <w:instrText xml:space="preserve"> INCLUDEPICTURE  "http://www.hazmasters.com/product_images/large/prod_482_1310738709.jpg" \* MERGEFORMATINET </w:instrText>
       </w:r>
       <w:r>
         <w:rPr>
           <w:rFonts w:ascii="Calibri" w:hAnsi="Calibri" w:cs="Calibri"/>
           <w:color w:val="0000FF"/>
         </w:rPr>
-        <w:instrText>INCLUDEPICTURE  "http://www.hazmasters.com/product_images/large/prod_482_1310738709.jpg" \* MERGEFORMATINET</w:instrText>
+        <w:fldChar w:fldCharType="separate"/>
       </w:r>
       <w:r>
         <w:rPr>
           <w:rFonts w:ascii="Calibri" w:hAnsi="Calibri" w:cs="Calibri"/>
           <w:color w:val="0000FF"/>
         </w:rPr>
-        <w:instrText xml:space="preserve"> </w:instrText>
+        <w:fldChar w:fldCharType="begin"/>
+      </w:r>
+      <w:r>
+        <w:rPr>
+          <w:rFonts w:ascii="Calibri" w:hAnsi="Calibri" w:cs="Calibri"/>
+          <w:color w:val="0000FF"/>
+        </w:rPr>
+        <w:instrText xml:space="preserve"> INCLUDEPICTURE  "http://www.hazmasters.com/product_images/large/prod_482_1310738709.jpg" \* MERGEFORMATINET </w:instrText>
       </w:r>
       <w:r>
         <w:rPr>
@@ -13695,6 +13669,13 @@
             <v:imagedata r:id="rId16" r:href="rId17"/>
           </v:shape>
         </w:pict>
+      </w:r>
+      <w:r>
+        <w:rPr>
+          <w:rFonts w:ascii="Calibri" w:hAnsi="Calibri" w:cs="Calibri"/>
+          <w:color w:val="0000FF"/>
+        </w:rPr>
+        <w:fldChar w:fldCharType="end"/>
       </w:r>
       <w:r>
         <w:rPr>
@@ -14761,7 +14742,7 @@
         <w:szCs w:val="18"/>
         <w:lang w:eastAsia="ja-JP"/>
       </w:rPr>
-      <w:t xml:space="preserve">EFG-SP-01 </w:t>
+      <w:t>EFG-SP-02 A</w:t>
     </w:r>
     <w:r>
       <w:rPr>
@@ -14771,7 +14752,7 @@
         <w:szCs w:val="18"/>
         <w:lang w:eastAsia="ja-JP"/>
       </w:rPr>
-      <w:t>A</w:t>
+      <w:t xml:space="preserve"> </w:t>
     </w:r>
     <w:r>
       <w:rPr>
@@ -14781,7 +14762,7 @@
         <w:szCs w:val="18"/>
         <w:lang w:eastAsia="ja-JP"/>
       </w:rPr>
-      <w:t xml:space="preserve"> | Rev0</w:t>
+      <w:t>| Rev0</w:t>
     </w:r>
     <w:r>
       <w:rPr>
@@ -14881,7 +14862,7 @@
           <v:path o:extrusionok="f" gradientshapeok="t" o:connecttype="rect"/>
           <o:lock v:ext="edit" aspectratio="t"/>
         </v:shapetype>
-        <v:shape id="Picture 23" o:spid="_x0000_i1053" type="#_x0000_t75" alt="Service Provider for iso Certification in Singapore ..." style="width:62.25pt;height:44.25pt;visibility:visible">
+        <v:shape id="Picture 23" o:spid="_x0000_i1080" type="#_x0000_t75" alt="Service Provider for iso Certification in Singapore ..." style="width:62.25pt;height:44.25pt;visibility:visible">
           <v:imagedata r:id="rId1" o:title="Service Provider for iso Certification in Singapore "/>
         </v:shape>
       </w:pict>
@@ -14903,7 +14884,7 @@
         <w:lang w:val="en-SG" w:eastAsia="en-SG"/>
       </w:rPr>
       <w:pict w14:anchorId="6CD11682">
-        <v:shape id="Picture 25" o:spid="_x0000_i1054" type="#_x0000_t75" alt="Service Provider for iso Certification in Singapore - Banyancertification" style="width:49.5pt;height:43.5pt;visibility:visible">
+        <v:shape id="Picture 25" o:spid="_x0000_i1081" type="#_x0000_t75" alt="Service Provider for iso Certification in Singapore - Banyancertification" style="width:49.5pt;height:43.5pt;visibility:visible">
           <v:imagedata r:id="rId2" o:title="Service Provider for iso Certification in Singapore - Banyancertification"/>
         </v:shape>
       </w:pict>
@@ -14925,7 +14906,7 @@
         <w:lang w:val="en-SG" w:eastAsia="en-SG"/>
       </w:rPr>
       <w:pict w14:anchorId="2C595790">
-        <v:shape id="Picture 1" o:spid="_x0000_i1055" type="#_x0000_t75" style="width:42.75pt;height:45pt;visibility:visible">
+        <v:shape id="Picture 1" o:spid="_x0000_i1082" type="#_x0000_t75" style="width:42.75pt;height:45pt;visibility:visible">
           <v:imagedata r:id="rId3" o:title=""/>
         </v:shape>
       </w:pict>
@@ -14947,7 +14928,7 @@
         <w:lang w:val="en-SG" w:eastAsia="en-SG"/>
       </w:rPr>
       <w:pict w14:anchorId="7A80FD29">
-        <v:shape id="Picture 8" o:spid="_x0000_i1056" type="#_x0000_t75" alt="ssg" style="width:65.25pt;height:31.5pt;visibility:visible">
+        <v:shape id="Picture 8" o:spid="_x0000_i1083" type="#_x0000_t75" alt="ssg" style="width:65.25pt;height:31.5pt;visibility:visible">
           <v:imagedata r:id="rId4" o:title="ssg"/>
         </v:shape>
       </w:pict>
@@ -14969,7 +14950,7 @@
         <w:lang w:val="en-SG" w:eastAsia="en-SG"/>
       </w:rPr>
       <w:pict w14:anchorId="417D0388">
-        <v:shape id="Picture 20" o:spid="_x0000_i1057" type="#_x0000_t75" style="width:93pt;height:34.5pt;visibility:visible">
+        <v:shape id="Picture 20" o:spid="_x0000_i1084" type="#_x0000_t75" style="width:93pt;height:34.5pt;visibility:visible">
           <v:imagedata r:id="rId5" o:title="WhatsApp Image 2023-05-31 at 12" croptop="3799f" cropbottom="2713f" cropleft="1852f" cropright="1256f"/>
         </v:shape>
       </w:pict>
@@ -14993,7 +14974,7 @@
         <w:lang w:val="en-SG" w:eastAsia="en-SG"/>
       </w:rPr>
       <w:pict w14:anchorId="73FD5923">
-        <v:shape id="_x0000_i1058" type="#_x0000_t75" style="width:52.5pt;height:29.25pt;visibility:visible">
+        <v:shape id="_x0000_i1085" type="#_x0000_t75" style="width:52.5pt;height:29.25pt;visibility:visible">
           <v:imagedata r:id="rId6" o:title=""/>
         </v:shape>
       </w:pict>
@@ -15106,7 +15087,34 @@
         <w:szCs w:val="16"/>
         <w:lang w:val="x-none" w:eastAsia="x-none" w:bidi="ta-IN"/>
       </w:rPr>
-      <w:t xml:space="preserve">            EFG-SP-01 A | Rev03/01-02-202</w:t>
+      <w:t xml:space="preserve">            </w:t>
+    </w:r>
+    <w:r>
+      <w:rPr>
+        <w:rFonts w:ascii="Calibri" w:eastAsia="Times New Roman" w:hAnsi="Calibri" w:cs="Calibri"/>
+        <w:sz w:val="16"/>
+        <w:szCs w:val="16"/>
+        <w:lang w:eastAsia="x-none" w:bidi="ta-IN"/>
+      </w:rPr>
+      <w:t>EFG-SP-02 A</w:t>
+    </w:r>
+    <w:r>
+      <w:rPr>
+        <w:rFonts w:ascii="Calibri" w:eastAsia="Times New Roman" w:hAnsi="Calibri" w:cs="Calibri"/>
+        <w:sz w:val="16"/>
+        <w:szCs w:val="16"/>
+        <w:lang w:eastAsia="x-none" w:bidi="ta-IN"/>
+      </w:rPr>
+      <w:t xml:space="preserve"> </w:t>
+    </w:r>
+    <w:r>
+      <w:rPr>
+        <w:rFonts w:ascii="Calibri" w:eastAsia="Times New Roman" w:hAnsi="Calibri" w:cs="Calibri"/>
+        <w:sz w:val="16"/>
+        <w:szCs w:val="16"/>
+        <w:lang w:val="x-none" w:eastAsia="x-none" w:bidi="ta-IN"/>
+      </w:rPr>
+      <w:t>| Rev03/01-02-202</w:t>
     </w:r>
     <w:r>
       <w:rPr>
@@ -16157,7 +16165,7 @@
           <v:path o:extrusionok="f" gradientshapeok="t" o:connecttype="rect"/>
           <o:lock v:ext="edit" aspectratio="t"/>
         </v:shapetype>
-        <v:shape id="_x0000_i1052" type="#_x0000_t75" style="width:61.5pt;height:53.25pt">
+        <v:shape id="_x0000_i1025" type="#_x0000_t75" style="width:60.75pt;height:53.25pt">
           <v:imagedata r:id="rId2" o:title=""/>
         </v:shape>
       </w:pict>
@@ -16560,7 +16568,7 @@
           <v:path o:extrusionok="f" gradientshapeok="t" o:connecttype="rect"/>
           <o:lock v:ext="edit" aspectratio="t"/>
         </v:shapetype>
-        <v:shape id="_x0000_i1037" type="#_x0000_t75" style="width:61.5pt;height:53.25pt">
+        <v:shape id="_x0000_i1037" type="#_x0000_t75" style="width:60.75pt;height:53.25pt">
           <v:imagedata r:id="rId3" o:title=""/>
         </v:shape>
       </w:pict>
@@ -17589,7 +17597,6 @@
   <w:style w:type="character" w:default="1" w:styleId="DefaultParagraphFont">
     <w:name w:val="Default Paragraph Font"/>
     <w:uiPriority w:val="1"/>
-    <w:semiHidden/>
     <w:unhideWhenUsed/>
   </w:style>
   <w:style w:type="table" w:default="1" w:styleId="TableNormal">
